--- a/Week_2_Data_Visualization_R_Report.docx
+++ b/Week_2_Data_Visualization_R_Report.docx
@@ -4,26 +4,47 @@
   <w:body>
     <w:p>
       <w:pPr>
+        <w:spacing w:before="2000"/>
+        <w:jc w:val="center"/>
+      </w:pPr>
+      <w:r>
+        <w:rPr>
+          <w:rFonts w:ascii="Aptos Display" w:hAnsi="Aptos Display"/>
+          <w:b/>
+          <w:color w:val="1F4E79"/>
+          <w:sz w:val="60"/>
+        </w:rPr>
+        <w:t>WEEK 2</w:t>
+        <w:br/>
+        <w:t>PROJECT REPORT</w:t>
+      </w:r>
+    </w:p>
+    <w:p>
+      <w:pPr>
+        <w:spacing w:before="400"/>
         <w:jc w:val="center"/>
       </w:pPr>
       <w:r>
         <w:rPr>
           <w:b/>
-          <w:color w:val="1F4E79"/>
-          <w:sz w:val="24"/>
+          <w:color w:val="2E74B5"/>
+          <w:sz w:val="42"/>
         </w:rPr>
-        <w:t>WEEK 2 PROJECT REPORT</w:t>
+        <w:t>Data Visualization and</w:t>
+        <w:br/>
+        <w:t>Insight Communication using R</w:t>
       </w:r>
     </w:p>
     <w:p>
       <w:pPr>
-        <w:pStyle w:val="Title"/>
+        <w:spacing w:before="600"/>
         <w:jc w:val="center"/>
       </w:pPr>
       <w:r>
-        <w:t>Data Visualization and</w:t>
-        <w:br/>
-        <w:t>Insight Communication using R</w:t>
+        <w:rPr>
+          <w:sz w:val="26"/>
+        </w:rPr>
+        <w:t>Dataset: Titanic Passenger Dataset</w:t>
       </w:r>
     </w:p>
     <w:p>
@@ -32,16 +53,19 @@
       </w:pPr>
       <w:r>
         <w:rPr>
-          <w:b/>
+          <w:sz w:val="24"/>
         </w:rPr>
-        <w:t>Dataset: Titanic Passenger Dataset</w:t>
-        <w:br/>
+        <w:t>Prepared by: SONTYANA SAI GOWTHAM</w:t>
       </w:r>
+    </w:p>
+    <w:p>
+      <w:pPr>
+        <w:jc w:val="center"/>
+      </w:pPr>
       <w:r>
-        <w:t>Prepared by: SONTYANA SAI GOWTHAM</w:t>
-        <w:br/>
-      </w:r>
-      <w:r>
+        <w:rPr>
+          <w:sz w:val="22"/>
+        </w:rPr>
         <w:t>Submission date: 21 October 2026</w:t>
       </w:r>
     </w:p>
@@ -60,12 +84,12 @@
     </w:p>
     <w:p>
       <w:r>
-        <w:t>Data visualization converts data into visual forms that make patterns, comparisons, relationships, and unusual observations easier to understand. This project uses the Titanic passenger dataset to demonstrate how R and ggplot2 can be used to explore a dataset and communicate findings to a non-technical audience.</w:t>
+        <w:t>Data visualization converts data into visual forms that make patterns, comparisons, relationships, and unusual observations easier to understand. This project uses the Titanic passenger dataset to demonstrate an exploratory data analysis workflow and communicate observations through charts. The accompanying R script is designed to use R and ggplot2 for reproducible visualization.</w:t>
       </w:r>
     </w:p>
     <w:p>
       <w:r>
-        <w:t>The analysis focuses on passenger survival, age, ticket fare, passenger class, and sex. Charts are selected according to the question being asked, rather than using one chart type for every variable.</w:t>
+        <w:t>The analysis focuses on passenger survival, age, ticket fare, passenger class, and sex. Different chart types are used according to the question being examined, rather than relying on a single chart type.</w:t>
       </w:r>
     </w:p>
     <w:p>
@@ -89,7 +113,7 @@
         <w:pStyle w:val="ListBullet"/>
       </w:pPr>
       <w:r>
-        <w:t>Prepare selected fields for visualization and record missing-value checks.</w:t>
+        <w:t>Prepare selected fields for visualization and document missing-value checks.</w:t>
       </w:r>
     </w:p>
     <w:p>
@@ -121,7 +145,7 @@
         <w:pStyle w:val="ListBullet"/>
       </w:pPr>
       <w:r>
-        <w:t>Explain each chart in clear language for a non-technical audience.</w:t>
+        <w:t>Communicate analytical observations clearly and responsibly.</w:t>
       </w:r>
     </w:p>
     <w:p>
@@ -134,12 +158,12 @@
     </w:p>
     <w:p>
       <w:r>
-        <w:t>The Titanic training dataset contains passenger-level information, including survival status, passenger class, name, sex, age, number of siblings/spouses aboard, number of parents/children aboard, ticket, fare, cabin, and embarkation port. The R script uses the titanic_train dataset provided by the R package named titanic.</w:t>
+        <w:t>The Titanic training dataset contains passenger-level information such as survival status, passenger class, sex, age, ticket fare, family-related counts, cabin, ticket, and embarkation port. The supplied R script is written to load the titanic_train dataset from the R package named titanic.</w:t>
       </w:r>
     </w:p>
     <w:p>
       <w:r>
-        <w:t>The script checks missing values before and after preparation. Missing age and fare values are replaced with their respective medians, and missing embarkation values are filled using the most frequent observed category. A CabinKnown indicator is retained to distinguish records with a recorded cabin from those without one. These choices should be considered when interpreting results.</w:t>
+        <w:t>The analysis workflow includes checking missing values and preparing selected fields for plotting. The script describes median imputation for missing age and fare values and mode-based replacement for missing embarkation values. A CabinKnown indicator distinguishes records with a recorded cabin from records without one. Interpretations should account for these preparation choices.</w:t>
       </w:r>
     </w:p>
     <w:p>
@@ -155,7 +179,7 @@
         <w:pStyle w:val="ListBullet"/>
       </w:pPr>
       <w:r>
-        <w:t>R and RStudio for analysis and script execution.</w:t>
+        <w:t>R and RStudio: intended environment for running the analysis script.</w:t>
       </w:r>
     </w:p>
     <w:p>
@@ -163,7 +187,7 @@
         <w:pStyle w:val="ListBullet"/>
       </w:pPr>
       <w:r>
-        <w:t>ggplot2 for charts and visual styling.</w:t>
+        <w:t>ggplot2: chart creation and styling.</w:t>
       </w:r>
     </w:p>
     <w:p>
@@ -171,7 +195,7 @@
         <w:pStyle w:val="ListBullet"/>
       </w:pPr>
       <w:r>
-        <w:t>dplyr and tidyr for data preparation and summaries.</w:t>
+        <w:t>dplyr and tidyr: data preparation and summary operations.</w:t>
       </w:r>
     </w:p>
     <w:p>
@@ -179,7 +203,7 @@
         <w:pStyle w:val="ListBullet"/>
       </w:pPr>
       <w:r>
-        <w:t>The titanic R package for loading the dataset.</w:t>
+        <w:t>titanic R package: dataset source referenced by the script.</w:t>
       </w:r>
     </w:p>
     <w:p>
@@ -187,7 +211,12 @@
         <w:pStyle w:val="ListBullet"/>
       </w:pPr>
       <w:r>
-        <w:t>PNG chart files saved at high resolution, with CSV summaries saved in an outputs folder.</w:t>
+        <w:t>CSV summaries: supporting tables for dataset overview, missingness, correlations, and group comparisons.</w:t>
+      </w:r>
+    </w:p>
+    <w:p>
+      <w:r>
+        <w:t>The chart images included in this report are visual previews created from the available cleaned Titanic data package; the R script itself has not been executed in this environment. They are included to make the report readable, but they should not be described as verified R-generated output. For an assessment that requires proof of R execution, run data_visualization_week2.R in R/RStudio and replace these images with the corresponding outputs produced by that run.</w:t>
       </w:r>
     </w:p>
     <w:p>
@@ -196,11 +225,6 @@
       </w:pPr>
       <w:r>
         <w:t>5. Visualizations and Interpretation</w:t>
-      </w:r>
-    </w:p>
-    <w:p>
-      <w:r>
-        <w:t>Run data_visualization_week2.R to generate the charts in the plots folder. Insert the corresponding PNG at each marked location below before submitting the report. The interpretation text describes what to examine; final statements about which group is highest or lowest should be checked against the actual generated charts and CSV summaries.</w:t>
       </w:r>
     </w:p>
     <w:p>
@@ -216,23 +240,54 @@
         <w:rPr>
           <w:b/>
         </w:rPr>
-        <w:t xml:space="preserve">Figure file: </w:t>
+        <w:t xml:space="preserve">Figure: </w:t>
       </w:r>
       <w:r>
-        <w:t>plots/survival_counts.png</w:t>
+        <w:t>survival_counts.png</w:t>
       </w:r>
     </w:p>
     <w:p>
       <w:r>
-        <w:rPr>
-          <w:b/>
-        </w:rPr>
-        <w:t>Why this chart: A bar chart is suitable for comparing the number of passengers in discrete survival categories.</w:t>
+        <w:t>Compares the number of passengers in the two survival categories. The chart provides an overview of the outcome counts in this dataset.</w:t>
       </w:r>
     </w:p>
     <w:p>
+      <w:pPr>
+        <w:jc w:val="center"/>
+      </w:pPr>
       <w:r>
-        <w:t>How to interpret it: Compare the heights of the survived and not-survived bars. The taller bar represents the more frequent outcome in this dataset. This gives the audience an immediate overview of the overall survival outcome.</w:t>
+        <w:drawing>
+          <wp:inline xmlns:a="http://schemas.openxmlformats.org/drawingml/2006/main" xmlns:pic="http://schemas.openxmlformats.org/drawingml/2006/picture">
+            <wp:extent cx="5394960" cy="3687694"/>
+            <wp:docPr id="1" name="Picture 1"/>
+            <wp:cNvGraphicFramePr>
+              <a:graphicFrameLocks noChangeAspect="1"/>
+            </wp:cNvGraphicFramePr>
+            <a:graphic>
+              <a:graphicData uri="http://schemas.openxmlformats.org/drawingml/2006/picture">
+                <pic:pic>
+                  <pic:nvPicPr>
+                    <pic:cNvPr id="0" name="survival_counts.png"/>
+                    <pic:cNvPicPr/>
+                  </pic:nvPicPr>
+                  <pic:blipFill>
+                    <a:blip r:embed="rId11"/>
+                    <a:stretch>
+                      <a:fillRect/>
+                    </a:stretch>
+                  </pic:blipFill>
+                  <pic:spPr>
+                    <a:xfrm>
+                      <a:off x="0" y="0"/>
+                      <a:ext cx="5394960" cy="3687694"/>
+                    </a:xfrm>
+                    <a:prstGeom prst="rect"/>
+                  </pic:spPr>
+                </pic:pic>
+              </a:graphicData>
+            </a:graphic>
+          </wp:inline>
+        </w:drawing>
       </w:r>
     </w:p>
     <w:p>
@@ -242,9 +297,10 @@
       <w:r>
         <w:rPr>
           <w:i/>
-          <w:color w:val="965028"/>
+          <w:color w:val="5A5A5A"/>
+          <w:sz w:val="16"/>
         </w:rPr>
-        <w:t>[INSERT ACTUAL R OUTPUT IMAGE HERE: survival_counts.png]</w:t>
+        <w:t>Figure  — Survival Counts — Bar Chart</w:t>
       </w:r>
     </w:p>
     <w:p>
@@ -260,23 +316,54 @@
         <w:rPr>
           <w:b/>
         </w:rPr>
-        <w:t xml:space="preserve">Figure file: </w:t>
+        <w:t xml:space="preserve">Figure: </w:t>
       </w:r>
       <w:r>
-        <w:t>plots/age_distribution.png</w:t>
+        <w:t>age_distribution.png</w:t>
       </w:r>
     </w:p>
     <w:p>
       <w:r>
-        <w:rPr>
-          <w:b/>
-        </w:rPr>
-        <w:t>Why this chart: A histogram groups a numerical variable into intervals and reveals the shape of its distribution.</w:t>
+        <w:t>Shows the distribution of passenger ages. Examine where observations are concentrated and whether the distribution is skewed. Missing age values were prepared by imputation in the analysis workflow.</w:t>
       </w:r>
     </w:p>
     <w:p>
+      <w:pPr>
+        <w:jc w:val="center"/>
+      </w:pPr>
       <w:r>
-        <w:t>How to interpret it: Look for the age ranges containing the most passengers, whether the distribution is symmetric or skewed, and whether there are relatively few very young or older passengers. Age values were prepared by median imputation where missing.</w:t>
+        <w:drawing>
+          <wp:inline xmlns:a="http://schemas.openxmlformats.org/drawingml/2006/main" xmlns:pic="http://schemas.openxmlformats.org/drawingml/2006/picture">
+            <wp:extent cx="5394960" cy="3687694"/>
+            <wp:docPr id="2" name="Picture 2"/>
+            <wp:cNvGraphicFramePr>
+              <a:graphicFrameLocks noChangeAspect="1"/>
+            </wp:cNvGraphicFramePr>
+            <a:graphic>
+              <a:graphicData uri="http://schemas.openxmlformats.org/drawingml/2006/picture">
+                <pic:pic>
+                  <pic:nvPicPr>
+                    <pic:cNvPr id="0" name="age_distribution.png"/>
+                    <pic:cNvPicPr/>
+                  </pic:nvPicPr>
+                  <pic:blipFill>
+                    <a:blip r:embed="rId12"/>
+                    <a:stretch>
+                      <a:fillRect/>
+                    </a:stretch>
+                  </pic:blipFill>
+                  <pic:spPr>
+                    <a:xfrm>
+                      <a:off x="0" y="0"/>
+                      <a:ext cx="5394960" cy="3687694"/>
+                    </a:xfrm>
+                    <a:prstGeom prst="rect"/>
+                  </pic:spPr>
+                </pic:pic>
+              </a:graphicData>
+            </a:graphic>
+          </wp:inline>
+        </w:drawing>
       </w:r>
     </w:p>
     <w:p>
@@ -286,9 +373,10 @@
       <w:r>
         <w:rPr>
           <w:i/>
-          <w:color w:val="965028"/>
+          <w:color w:val="5A5A5A"/>
+          <w:sz w:val="16"/>
         </w:rPr>
-        <w:t>[INSERT ACTUAL R OUTPUT IMAGE HERE: age_distribution.png]</w:t>
+        <w:t>Figure  — Age Distribution — Histogram</w:t>
       </w:r>
     </w:p>
     <w:p>
@@ -304,23 +392,54 @@
         <w:rPr>
           <w:b/>
         </w:rPr>
-        <w:t xml:space="preserve">Figure file: </w:t>
+        <w:t xml:space="preserve">Figure: </w:t>
       </w:r>
       <w:r>
-        <w:t>plots/fare_distribution.png</w:t>
+        <w:t>fare_distribution.png</w:t>
       </w:r>
     </w:p>
     <w:p>
       <w:r>
-        <w:rPr>
-          <w:b/>
-        </w:rPr>
-        <w:t>Why this chart: A histogram shows how passenger fares are distributed across intervals.</w:t>
+        <w:t>Shows how passenger fares are distributed. A concentration at lower fares and a smaller number of high fares can produce a right-skewed distribution; the plotted scale should be considered when interpreting the chart.</w:t>
       </w:r>
     </w:p>
     <w:p>
+      <w:pPr>
+        <w:jc w:val="center"/>
+      </w:pPr>
       <w:r>
-        <w:t>How to interpret it: Check whether most fares are concentrated at lower values and whether a smaller number of passengers paid substantially higher fares. A long right tail would indicate that a few high fares stretch the distribution.</w:t>
+        <w:drawing>
+          <wp:inline xmlns:a="http://schemas.openxmlformats.org/drawingml/2006/main" xmlns:pic="http://schemas.openxmlformats.org/drawingml/2006/picture">
+            <wp:extent cx="5394960" cy="3687694"/>
+            <wp:docPr id="3" name="Picture 3"/>
+            <wp:cNvGraphicFramePr>
+              <a:graphicFrameLocks noChangeAspect="1"/>
+            </wp:cNvGraphicFramePr>
+            <a:graphic>
+              <a:graphicData uri="http://schemas.openxmlformats.org/drawingml/2006/picture">
+                <pic:pic>
+                  <pic:nvPicPr>
+                    <pic:cNvPr id="0" name="fare_distribution.png"/>
+                    <pic:cNvPicPr/>
+                  </pic:nvPicPr>
+                  <pic:blipFill>
+                    <a:blip r:embed="rId13"/>
+                    <a:stretch>
+                      <a:fillRect/>
+                    </a:stretch>
+                  </pic:blipFill>
+                  <pic:spPr>
+                    <a:xfrm>
+                      <a:off x="0" y="0"/>
+                      <a:ext cx="5394960" cy="3687694"/>
+                    </a:xfrm>
+                    <a:prstGeom prst="rect"/>
+                  </pic:spPr>
+                </pic:pic>
+              </a:graphicData>
+            </a:graphic>
+          </wp:inline>
+        </w:drawing>
       </w:r>
     </w:p>
     <w:p>
@@ -330,9 +449,10 @@
       <w:r>
         <w:rPr>
           <w:i/>
-          <w:color w:val="965028"/>
+          <w:color w:val="5A5A5A"/>
+          <w:sz w:val="16"/>
         </w:rPr>
-        <w:t>[INSERT ACTUAL R OUTPUT IMAGE HERE: fare_distribution.png]</w:t>
+        <w:t>Figure  — Fare Distribution — Histogram</w:t>
       </w:r>
     </w:p>
     <w:p>
@@ -348,23 +468,54 @@
         <w:rPr>
           <w:b/>
         </w:rPr>
-        <w:t xml:space="preserve">Figure file: </w:t>
+        <w:t xml:space="preserve">Figure: </w:t>
       </w:r>
       <w:r>
-        <w:t>plots/age_vs_fare_scatter.png</w:t>
+        <w:t>age_vs_fare_scatter.png</w:t>
       </w:r>
     </w:p>
     <w:p>
       <w:r>
-        <w:rPr>
-          <w:b/>
-        </w:rPr>
-        <w:t>Why this chart: A scatter plot displays two numerical variables together and helps identify relationships, clusters, and unusual observations.</w:t>
+        <w:t>Displays age and fare together, with points representing passengers. Use it to inspect clusters and possible relationships. Overlapping points can obscure individual records.</w:t>
       </w:r>
     </w:p>
     <w:p>
+      <w:pPr>
+        <w:jc w:val="center"/>
+      </w:pPr>
       <w:r>
-        <w:t>How to interpret it: Look for a clear upward or downward pattern, or whether points are widely scattered without a strong relationship. Each point represents a passenger. Overlapping points may hide individual observations.</w:t>
+        <w:drawing>
+          <wp:inline xmlns:a="http://schemas.openxmlformats.org/drawingml/2006/main" xmlns:pic="http://schemas.openxmlformats.org/drawingml/2006/picture">
+            <wp:extent cx="5394960" cy="3687694"/>
+            <wp:docPr id="4" name="Picture 4"/>
+            <wp:cNvGraphicFramePr>
+              <a:graphicFrameLocks noChangeAspect="1"/>
+            </wp:cNvGraphicFramePr>
+            <a:graphic>
+              <a:graphicData uri="http://schemas.openxmlformats.org/drawingml/2006/picture">
+                <pic:pic>
+                  <pic:nvPicPr>
+                    <pic:cNvPr id="0" name="age_vs_fare_scatter.png"/>
+                    <pic:cNvPicPr/>
+                  </pic:nvPicPr>
+                  <pic:blipFill>
+                    <a:blip r:embed="rId14"/>
+                    <a:stretch>
+                      <a:fillRect/>
+                    </a:stretch>
+                  </pic:blipFill>
+                  <pic:spPr>
+                    <a:xfrm>
+                      <a:off x="0" y="0"/>
+                      <a:ext cx="5394960" cy="3687694"/>
+                    </a:xfrm>
+                    <a:prstGeom prst="rect"/>
+                  </pic:spPr>
+                </pic:pic>
+              </a:graphicData>
+            </a:graphic>
+          </wp:inline>
+        </w:drawing>
       </w:r>
     </w:p>
     <w:p>
@@ -374,9 +525,10 @@
       <w:r>
         <w:rPr>
           <w:i/>
-          <w:color w:val="965028"/>
+          <w:color w:val="5A5A5A"/>
+          <w:sz w:val="16"/>
         </w:rPr>
-        <w:t>[INSERT ACTUAL R OUTPUT IMAGE HERE: age_vs_fare_scatter.png]</w:t>
+        <w:t>Figure  — Age versus Fare — Scatter Plot</w:t>
       </w:r>
     </w:p>
     <w:p>
@@ -384,7 +536,7 @@
         <w:pStyle w:val="Heading2"/>
       </w:pPr>
       <w:r>
-        <w:t>5.5 Survival by Passenger Class — Grouped Bar Chart</w:t>
+        <w:t>5.5 Survival by Passenger Class — Stacked Bar Chart</w:t>
       </w:r>
     </w:p>
     <w:p>
@@ -392,23 +544,54 @@
         <w:rPr>
           <w:b/>
         </w:rPr>
-        <w:t xml:space="preserve">Figure file: </w:t>
+        <w:t xml:space="preserve">Figure: </w:t>
       </w:r>
       <w:r>
-        <w:t>plots/survival_by_class.png</w:t>
+        <w:t>survival_by_class.png</w:t>
       </w:r>
     </w:p>
     <w:p>
       <w:r>
-        <w:rPr>
-          <w:b/>
-        </w:rPr>
-        <w:t>Why this chart: Grouped bars make it possible to compare survival outcomes across passenger classes.</w:t>
+        <w:t>Compares survival outcomes across passenger classes. If bars are normalized to percentages, compare proportions rather than raw counts; group sizes can differ.</w:t>
       </w:r>
     </w:p>
     <w:p>
+      <w:pPr>
+        <w:jc w:val="center"/>
+      </w:pPr>
       <w:r>
-        <w:t>How to interpret it: Compare survived and not-survived counts within each class. Because group sizes can differ, counts alone do not show survival probability; consult the summary data or compare percentages as well.</w:t>
+        <w:drawing>
+          <wp:inline xmlns:a="http://schemas.openxmlformats.org/drawingml/2006/main" xmlns:pic="http://schemas.openxmlformats.org/drawingml/2006/picture">
+            <wp:extent cx="5394960" cy="3687694"/>
+            <wp:docPr id="5" name="Picture 5"/>
+            <wp:cNvGraphicFramePr>
+              <a:graphicFrameLocks noChangeAspect="1"/>
+            </wp:cNvGraphicFramePr>
+            <a:graphic>
+              <a:graphicData uri="http://schemas.openxmlformats.org/drawingml/2006/picture">
+                <pic:pic>
+                  <pic:nvPicPr>
+                    <pic:cNvPr id="0" name="survival_by_class.png"/>
+                    <pic:cNvPicPr/>
+                  </pic:nvPicPr>
+                  <pic:blipFill>
+                    <a:blip r:embed="rId15"/>
+                    <a:stretch>
+                      <a:fillRect/>
+                    </a:stretch>
+                  </pic:blipFill>
+                  <pic:spPr>
+                    <a:xfrm>
+                      <a:off x="0" y="0"/>
+                      <a:ext cx="5394960" cy="3687694"/>
+                    </a:xfrm>
+                    <a:prstGeom prst="rect"/>
+                  </pic:spPr>
+                </pic:pic>
+              </a:graphicData>
+            </a:graphic>
+          </wp:inline>
+        </w:drawing>
       </w:r>
     </w:p>
     <w:p>
@@ -418,9 +601,10 @@
       <w:r>
         <w:rPr>
           <w:i/>
-          <w:color w:val="965028"/>
+          <w:color w:val="5A5A5A"/>
+          <w:sz w:val="16"/>
         </w:rPr>
-        <w:t>[INSERT ACTUAL R OUTPUT IMAGE HERE: survival_by_class.png]</w:t>
+        <w:t>Figure  — Survival by Passenger Class — Stacked Bar Chart</w:t>
       </w:r>
     </w:p>
     <w:p>
@@ -428,7 +612,7 @@
         <w:pStyle w:val="Heading2"/>
       </w:pPr>
       <w:r>
-        <w:t>5.6 Survival by Sex — Grouped Bar Chart</w:t>
+        <w:t>5.6 Survival by Sex — Stacked Bar Chart</w:t>
       </w:r>
     </w:p>
     <w:p>
@@ -436,23 +620,54 @@
         <w:rPr>
           <w:b/>
         </w:rPr>
-        <w:t xml:space="preserve">Figure file: </w:t>
+        <w:t xml:space="preserve">Figure: </w:t>
       </w:r>
       <w:r>
-        <w:t>plots/survival_by_sex.png</w:t>
+        <w:t>survival_by_sex.png</w:t>
       </w:r>
     </w:p>
     <w:p>
       <w:r>
-        <w:rPr>
-          <w:b/>
-        </w:rPr>
-        <w:t>Why this chart: A grouped bar chart compares survival outcomes between the recorded sex categories.</w:t>
+        <w:t>Compares survival outcomes across recorded sex categories. Distinguish percentages from counts and consult the corresponding summary table for exact values.</w:t>
       </w:r>
     </w:p>
     <w:p>
+      <w:pPr>
+        <w:jc w:val="center"/>
+      </w:pPr>
       <w:r>
-        <w:t>How to interpret it: Compare the counts of survived and not-survived passengers in each category. To avoid misleading conclusions from unequal group sizes, also inspect the survival-by-sex summary and distinguish counts from rates.</w:t>
+        <w:drawing>
+          <wp:inline xmlns:a="http://schemas.openxmlformats.org/drawingml/2006/main" xmlns:pic="http://schemas.openxmlformats.org/drawingml/2006/picture">
+            <wp:extent cx="5394960" cy="3687694"/>
+            <wp:docPr id="6" name="Picture 6"/>
+            <wp:cNvGraphicFramePr>
+              <a:graphicFrameLocks noChangeAspect="1"/>
+            </wp:cNvGraphicFramePr>
+            <a:graphic>
+              <a:graphicData uri="http://schemas.openxmlformats.org/drawingml/2006/picture">
+                <pic:pic>
+                  <pic:nvPicPr>
+                    <pic:cNvPr id="0" name="survival_by_sex.png"/>
+                    <pic:cNvPicPr/>
+                  </pic:nvPicPr>
+                  <pic:blipFill>
+                    <a:blip r:embed="rId16"/>
+                    <a:stretch>
+                      <a:fillRect/>
+                    </a:stretch>
+                  </pic:blipFill>
+                  <pic:spPr>
+                    <a:xfrm>
+                      <a:off x="0" y="0"/>
+                      <a:ext cx="5394960" cy="3687694"/>
+                    </a:xfrm>
+                    <a:prstGeom prst="rect"/>
+                  </pic:spPr>
+                </pic:pic>
+              </a:graphicData>
+            </a:graphic>
+          </wp:inline>
+        </w:drawing>
       </w:r>
     </w:p>
     <w:p>
@@ -462,9 +677,10 @@
       <w:r>
         <w:rPr>
           <w:i/>
-          <w:color w:val="965028"/>
+          <w:color w:val="5A5A5A"/>
+          <w:sz w:val="16"/>
         </w:rPr>
-        <w:t>[INSERT ACTUAL R OUTPUT IMAGE HERE: survival_by_sex.png]</w:t>
+        <w:t>Figure  — Survival by Sex — Stacked Bar Chart</w:t>
       </w:r>
     </w:p>
     <w:p>
@@ -480,23 +696,54 @@
         <w:rPr>
           <w:b/>
         </w:rPr>
-        <w:t xml:space="preserve">Figure file: </w:t>
+        <w:t xml:space="preserve">Figure: </w:t>
       </w:r>
       <w:r>
-        <w:t>plots/fare_boxplot.png</w:t>
+        <w:t>fare_boxplot.png</w:t>
       </w:r>
     </w:p>
     <w:p>
       <w:r>
-        <w:rPr>
-          <w:b/>
-        </w:rPr>
-        <w:t>Why this chart: A box plot summarizes the median, middle half of the values, spread, and potential outliers for each passenger class.</w:t>
+        <w:t>Summarizes fare medians, spread, and potential outliers across passenger classes. Points beyond whiskers are potential outliers under the plotting rule, not automatically errors.</w:t>
       </w:r>
     </w:p>
     <w:p>
+      <w:pPr>
+        <w:jc w:val="center"/>
+      </w:pPr>
       <w:r>
-        <w:t>How to interpret it: Compare the median lines and the height of each box. Points beyond the whiskers are potential outliers under the plotting rule; they are not automatically data errors. Differences in fare spread may reflect different ticket types and travel arrangements.</w:t>
+        <w:drawing>
+          <wp:inline xmlns:a="http://schemas.openxmlformats.org/drawingml/2006/main" xmlns:pic="http://schemas.openxmlformats.org/drawingml/2006/picture">
+            <wp:extent cx="5394960" cy="3687694"/>
+            <wp:docPr id="7" name="Picture 7"/>
+            <wp:cNvGraphicFramePr>
+              <a:graphicFrameLocks noChangeAspect="1"/>
+            </wp:cNvGraphicFramePr>
+            <a:graphic>
+              <a:graphicData uri="http://schemas.openxmlformats.org/drawingml/2006/picture">
+                <pic:pic>
+                  <pic:nvPicPr>
+                    <pic:cNvPr id="0" name="fare_boxplot.png"/>
+                    <pic:cNvPicPr/>
+                  </pic:nvPicPr>
+                  <pic:blipFill>
+                    <a:blip r:embed="rId17"/>
+                    <a:stretch>
+                      <a:fillRect/>
+                    </a:stretch>
+                  </pic:blipFill>
+                  <pic:spPr>
+                    <a:xfrm>
+                      <a:off x="0" y="0"/>
+                      <a:ext cx="5394960" cy="3687694"/>
+                    </a:xfrm>
+                    <a:prstGeom prst="rect"/>
+                  </pic:spPr>
+                </pic:pic>
+              </a:graphicData>
+            </a:graphic>
+          </wp:inline>
+        </w:drawing>
       </w:r>
     </w:p>
     <w:p>
@@ -506,9 +753,10 @@
       <w:r>
         <w:rPr>
           <w:i/>
-          <w:color w:val="965028"/>
+          <w:color w:val="5A5A5A"/>
+          <w:sz w:val="16"/>
         </w:rPr>
-        <w:t>[INSERT ACTUAL R OUTPUT IMAGE HERE: fare_boxplot.png]</w:t>
+        <w:t>Figure  — Fare by Passenger Class — Box Plot</w:t>
       </w:r>
     </w:p>
     <w:p>
@@ -516,7 +764,7 @@
         <w:pStyle w:val="Heading2"/>
       </w:pPr>
       <w:r>
-        <w:t>5.8 Survival by Age Group — Bar Chart</w:t>
+        <w:t>5.8 Survival by Age Group — Line Chart</w:t>
       </w:r>
     </w:p>
     <w:p>
@@ -524,23 +772,54 @@
         <w:rPr>
           <w:b/>
         </w:rPr>
-        <w:t xml:space="preserve">Figure file: </w:t>
+        <w:t xml:space="preserve">Figure: </w:t>
       </w:r>
       <w:r>
-        <w:t>plots/survival_by_age_group.png</w:t>
+        <w:t>survival_by_age_group.png</w:t>
       </w:r>
     </w:p>
     <w:p>
       <w:r>
-        <w:rPr>
-          <w:b/>
-        </w:rPr>
-        <w:t>Why this chart: Grouping age into readable bands makes age-related comparisons easier for a broad audience.</w:t>
+        <w:t>Shows the survival-rate pattern across age groups. Age bands simplify a continuous variable, so differences should be interpreted in the context of the group boundaries and sample sizes.</w:t>
       </w:r>
     </w:p>
     <w:p>
+      <w:pPr>
+        <w:jc w:val="center"/>
+      </w:pPr>
       <w:r>
-        <w:t>How to interpret it: Compare the survival outcomes across the age groups shown. Age groups are a simplification, so passengers close to a group boundary may be placed in different categories despite having similar ages.</w:t>
+        <w:drawing>
+          <wp:inline xmlns:a="http://schemas.openxmlformats.org/drawingml/2006/main" xmlns:pic="http://schemas.openxmlformats.org/drawingml/2006/picture">
+            <wp:extent cx="5394960" cy="3687694"/>
+            <wp:docPr id="8" name="Picture 8"/>
+            <wp:cNvGraphicFramePr>
+              <a:graphicFrameLocks noChangeAspect="1"/>
+            </wp:cNvGraphicFramePr>
+            <a:graphic>
+              <a:graphicData uri="http://schemas.openxmlformats.org/drawingml/2006/picture">
+                <pic:pic>
+                  <pic:nvPicPr>
+                    <pic:cNvPr id="0" name="survival_by_age_group.png"/>
+                    <pic:cNvPicPr/>
+                  </pic:nvPicPr>
+                  <pic:blipFill>
+                    <a:blip r:embed="rId18"/>
+                    <a:stretch>
+                      <a:fillRect/>
+                    </a:stretch>
+                  </pic:blipFill>
+                  <pic:spPr>
+                    <a:xfrm>
+                      <a:off x="0" y="0"/>
+                      <a:ext cx="5394960" cy="3687694"/>
+                    </a:xfrm>
+                    <a:prstGeom prst="rect"/>
+                  </pic:spPr>
+                </pic:pic>
+              </a:graphicData>
+            </a:graphic>
+          </wp:inline>
+        </w:drawing>
       </w:r>
     </w:p>
     <w:p>
@@ -550,9 +829,10 @@
       <w:r>
         <w:rPr>
           <w:i/>
-          <w:color w:val="965028"/>
+          <w:color w:val="5A5A5A"/>
+          <w:sz w:val="16"/>
         </w:rPr>
-        <w:t>[INSERT ACTUAL R OUTPUT IMAGE HERE: survival_by_age_group.png]</w:t>
+        <w:t>Figure  — Survival by Age Group — Line Chart</w:t>
       </w:r>
     </w:p>
     <w:p>
@@ -568,23 +848,54 @@
         <w:rPr>
           <w:b/>
         </w:rPr>
-        <w:t xml:space="preserve">Figure file: </w:t>
+        <w:t xml:space="preserve">Figure: </w:t>
       </w:r>
       <w:r>
-        <w:t>plots/correlation_heatmap.png</w:t>
+        <w:t>correlation_heatmap.png</w:t>
       </w:r>
     </w:p>
     <w:p>
       <w:r>
-        <w:rPr>
-          <w:b/>
-        </w:rPr>
-        <w:t>Why this chart: A heatmap makes the strength and direction of pairwise linear correlations between numeric variables easier to scan.</w:t>
+        <w:t>Summarizes pairwise linear correlations among numeric variables. Values near +1 indicate positive association, values near −1 indicate negative association, and values near zero indicate weaker linear association. Correlation does not establish causation.</w:t>
       </w:r>
     </w:p>
     <w:p>
+      <w:pPr>
+        <w:jc w:val="center"/>
+      </w:pPr>
       <w:r>
-        <w:t>How to interpret it: Values closer to +1 indicate stronger positive linear association, values closer to -1 indicate stronger negative linear association, and values near 0 indicate weaker linear association. Correlation does not prove causation and may not capture non-linear relationships.</w:t>
+        <w:drawing>
+          <wp:inline xmlns:a="http://schemas.openxmlformats.org/drawingml/2006/main" xmlns:pic="http://schemas.openxmlformats.org/drawingml/2006/picture">
+            <wp:extent cx="5394960" cy="4354676"/>
+            <wp:docPr id="9" name="Picture 9"/>
+            <wp:cNvGraphicFramePr>
+              <a:graphicFrameLocks noChangeAspect="1"/>
+            </wp:cNvGraphicFramePr>
+            <a:graphic>
+              <a:graphicData uri="http://schemas.openxmlformats.org/drawingml/2006/picture">
+                <pic:pic>
+                  <pic:nvPicPr>
+                    <pic:cNvPr id="0" name="correlation_heatmap.png"/>
+                    <pic:cNvPicPr/>
+                  </pic:nvPicPr>
+                  <pic:blipFill>
+                    <a:blip r:embed="rId19"/>
+                    <a:stretch>
+                      <a:fillRect/>
+                    </a:stretch>
+                  </pic:blipFill>
+                  <pic:spPr>
+                    <a:xfrm>
+                      <a:off x="0" y="0"/>
+                      <a:ext cx="5394960" cy="4354676"/>
+                    </a:xfrm>
+                    <a:prstGeom prst="rect"/>
+                  </pic:spPr>
+                </pic:pic>
+              </a:graphicData>
+            </a:graphic>
+          </wp:inline>
+        </w:drawing>
       </w:r>
     </w:p>
     <w:p>
@@ -594,9 +905,10 @@
       <w:r>
         <w:rPr>
           <w:i/>
-          <w:color w:val="965028"/>
+          <w:color w:val="5A5A5A"/>
+          <w:sz w:val="16"/>
         </w:rPr>
-        <w:t>[INSERT ACTUAL R OUTPUT IMAGE HERE: correlation_heatmap.png]</w:t>
+        <w:t>Figure  — Correlation Heatmap — Correlation Matrix</w:t>
       </w:r>
     </w:p>
     <w:p>
@@ -609,7 +921,7 @@
     </w:p>
     <w:p>
       <w:r>
-        <w:t>The script writes CSV summaries to the outputs folder, including dataset overview, missing values before and after preparation, a correlation matrix, survival summaries by sex and passenger class, and an age-group summary. Review these files alongside the charts to support interpretations with actual values. The session_info.txt file records information about the R environment used.</w:t>
+        <w:t>The project output package includes CSV summaries for dataset overview, missing-value checks, a correlation matrix, survival summaries by sex and passenger class, and visualization metadata. These files are intended to support chart interpretation with values and counts. Before final assessment, confirm that these outputs match a successful run of the accompanying R script.</w:t>
       </w:r>
     </w:p>
     <w:p>
@@ -621,8 +933,11 @@
       </w:r>
     </w:p>
     <w:p>
+      <w:pPr>
+        <w:pStyle w:val="ListBullet"/>
+      </w:pPr>
       <w:r>
-        <w:t>Complete this section after running the R script. Use the generated plots and CSV summaries to record three to five findings. For each finding, state the observed pattern and the evidence supporting it. Do not report a numerical percentage unless it has been checked against the output.</w:t>
+        <w:t>The survival-count visualization shows that the two survival outcomes are not equally frequent in the available Titanic data.</w:t>
       </w:r>
     </w:p>
     <w:p>
@@ -630,7 +945,7 @@
         <w:pStyle w:val="ListBullet"/>
       </w:pPr>
       <w:r>
-        <w:t>Finding 1: [Describe the overall survival pattern shown in survival_counts.png.]</w:t>
+        <w:t>The passenger-class comparison indicates that survival outcomes differ across class groups; exact rates should be read from the corresponding summary output.</w:t>
       </w:r>
     </w:p>
     <w:p>
@@ -638,7 +953,7 @@
         <w:pStyle w:val="ListBullet"/>
       </w:pPr>
       <w:r>
-        <w:t>Finding 2: [Describe the difference between passenger classes, supported by survival_by_class.csv.]</w:t>
+        <w:t>The sex-based comparison shows different survival patterns between the recorded sex categories; the summary table should be used for precise proportions.</w:t>
       </w:r>
     </w:p>
     <w:p>
@@ -646,7 +961,7 @@
         <w:pStyle w:val="ListBullet"/>
       </w:pPr>
       <w:r>
-        <w:t>Finding 3: [Describe the survival pattern by sex, supported by survival_by_sex.csv.]</w:t>
+        <w:t>The fare distribution is concentrated toward lower values, with a tail toward higher fares; the log-transformed display scale helps show the distribution more clearly.</w:t>
       </w:r>
     </w:p>
     <w:p>
@@ -654,15 +969,12 @@
         <w:pStyle w:val="ListBullet"/>
       </w:pPr>
       <w:r>
-        <w:t>Finding 4: [Describe the age and fare distributions.]</w:t>
+        <w:t>The correlation heatmap and age-versus-fare scatter plot support exploration of numerical associations, but correlation alone cannot establish cause and effect.</w:t>
       </w:r>
     </w:p>
     <w:p>
-      <w:pPr>
-        <w:pStyle w:val="ListBullet"/>
-      </w:pPr>
       <w:r>
-        <w:t>Finding 5: [Describe one relationship or limitation shown by the scatter plot or correlation heatmap.]</w:t>
+        <w:t>Note: These are qualitative observations from the included preview charts and should be cross-checked against the CSV summaries and the output of a successful R script run before submission.</w:t>
       </w:r>
     </w:p>
     <w:p>
@@ -678,7 +990,7 @@
         <w:pStyle w:val="ListBullet"/>
       </w:pPr>
       <w:r>
-        <w:t>The Titanic dataset represents one historical event and should not be treated as representative of all passengers or modern travel.</w:t>
+        <w:t>The Titanic dataset describes one historical event and is not representative of all passengers or modern travel.</w:t>
       </w:r>
     </w:p>
     <w:p>
@@ -686,7 +998,7 @@
         <w:pStyle w:val="ListBullet"/>
       </w:pPr>
       <w:r>
-        <w:t>Imputing missing values makes the data easier to plot but introduces assumptions and can affect distributions.</w:t>
+        <w:t>Imputing missing values makes selected plots easier to produce but introduces assumptions and may affect distributions.</w:t>
       </w:r>
     </w:p>
     <w:p>
@@ -694,7 +1006,7 @@
         <w:pStyle w:val="ListBullet"/>
       </w:pPr>
       <w:r>
-        <w:t>Passenger-level records may contain overlapping points, especially in scatter plots.</w:t>
+        <w:t>Passenger-level observations can overlap, especially in scatter plots.</w:t>
       </w:r>
     </w:p>
     <w:p>
@@ -710,7 +1022,7 @@
         <w:pStyle w:val="ListBullet"/>
       </w:pPr>
       <w:r>
-        <w:t>Counts and rates answer different questions; group sizes should be considered when comparing survival outcomes.</w:t>
+        <w:t>Counts and rates answer different questions; group sizes should be considered when comparing outcomes.</w:t>
       </w:r>
     </w:p>
     <w:p>
@@ -723,7 +1035,7 @@
     </w:p>
     <w:p>
       <w:r>
-        <w:t>This project demonstrates how a range of visualizations can answer different questions about the same dataset. Bar charts support category comparisons, histograms describe distributions, scatter plots show relationships between numerical variables, box plots compare spread and potential outliers, and heatmaps summarize correlations. The final conclusions should be based on the actual charts and summary files generated by running the supplied R script.</w:t>
+        <w:t>This project demonstrates how different visualizations can help explore a single dataset from multiple angles. Bar charts support category comparisons, histograms describe distributions, scatter plots display relationships between numerical variables, box plots compare spread and potential outliers, and heatmaps summarize correlations. Together, these views provide a structured way to explore passenger characteristics and survival patterns. The conclusions should be confirmed against the actual outputs from the R script before the report is treated as a fully reproducible R analysis.</w:t>
       </w:r>
     </w:p>
     <w:p>
@@ -731,79 +1043,22 @@
         <w:pStyle w:val="Heading1"/>
       </w:pPr>
       <w:r>
-        <w:t>10. Reproducibility and Submission Checklist</w:t>
-      </w:r>
-    </w:p>
-    <w:p>
-      <w:pPr>
-        <w:pStyle w:val="ListBullet"/>
-      </w:pPr>
-      <w:r>
-        <w:t>Run data_visualization_week2.R in RStudio without errors.</w:t>
-      </w:r>
-    </w:p>
-    <w:p>
-      <w:pPr>
-        <w:pStyle w:val="ListBullet"/>
-      </w:pPr>
-      <w:r>
-        <w:t>Confirm that all nine PNG charts exist in plots/.</w:t>
-      </w:r>
-    </w:p>
-    <w:p>
-      <w:pPr>
-        <w:pStyle w:val="ListBullet"/>
-      </w:pPr>
-      <w:r>
-        <w:t>Confirm that the expected CSV summaries and session_info.txt exist in outputs/.</w:t>
-      </w:r>
-    </w:p>
-    <w:p>
-      <w:pPr>
-        <w:pStyle w:val="ListBullet"/>
-      </w:pPr>
-      <w:r>
-        <w:t>Insert all nine actual R-generated PNGs into this report and remove the placeholder lines.</w:t>
-      </w:r>
-    </w:p>
-    <w:p>
-      <w:pPr>
-        <w:pStyle w:val="ListBullet"/>
-      </w:pPr>
-      <w:r>
-        <w:t>Complete the Key Findings section using the generated output.</w:t>
-      </w:r>
-    </w:p>
-    <w:p>
-      <w:pPr>
-        <w:pStyle w:val="ListBullet"/>
-      </w:pPr>
-      <w:r>
-        <w:t>Save this file as Week_2_Data_Visualization_R_Report.docx.</w:t>
-      </w:r>
-    </w:p>
-    <w:p>
-      <w:pPr>
-        <w:pStyle w:val="ListBullet"/>
-      </w:pPr>
-      <w:r>
-        <w:t>Upload the report, R script, plots folder, outputs folder, and README.md to GitHub.</w:t>
-      </w:r>
-    </w:p>
-    <w:p>
-      <w:pPr>
-        <w:pStyle w:val="Heading1"/>
-      </w:pPr>
-      <w:r>
-        <w:t>Repository</w:t>
+        <w:t>10. Project Repository</w:t>
       </w:r>
     </w:p>
     <w:p>
       <w:r>
-        <w:t>https://github.com/saigowtham-24/Week_2_Data_Visualization_R</w:t>
+        <w:t>GitHub repository: https://github.com/saigowtham-24/Week_2_Data_Visualization_R</w:t>
+      </w:r>
+    </w:p>
+    <w:p>
+      <w:r>
+        <w:t>The repository should include the R script, README, plots folder, and outputs folder. Confirm that all files are committed and accessible before entering the URL in the internship submission form.</w:t>
       </w:r>
     </w:p>
     <w:sectPr>
+      <w:headerReference w:type="default" r:id="rId9"/>
+      <w:footerReference w:type="default" r:id="rId10"/>
       <w:pgSz w:w="12240" w:h="15840"/>
       <w:pgMar w:top="1008" w:right="1152" w:bottom="1008" w:left="1152" w:header="720" w:footer="720" w:gutter="0"/>
       <w:cols w:space="720"/>
@@ -811,6 +1066,42 @@
     </w:sectPr>
   </w:body>
 </w:document>
+</file>
+
+<file path=word/footer1.xml><?xml version="1.0" encoding="utf-8"?>
+<w:ftr xmlns:m="http://schemas.openxmlformats.org/officeDocument/2006/math" xmlns:mc="http://schemas.openxmlformats.org/markup-compatibility/2006" xmlns:mo="http://schemas.microsoft.com/office/mac/office/2008/main" xmlns:mv="urn:schemas-microsoft-com:mac:vml" xmlns:o="urn:schemas-microsoft-com:office:office" xmlns:r="http://schemas.openxmlformats.org/officeDocument/2006/relationships" xmlns:v="urn:schemas-microsoft-com:vml" xmlns:w10="urn:schemas-microsoft-com:office:word" xmlns:w14="http://schemas.microsoft.com/office/word/2010/wordml" xmlns:w="http://schemas.openxmlformats.org/wordprocessingml/2006/main" xmlns:wne="http://schemas.microsoft.com/office/word/2006/wordml" xmlns:wp14="http://schemas.microsoft.com/office/word/2010/wordprocessingDrawing" xmlns:wp="http://schemas.openxmlformats.org/drawingml/2006/wordprocessingDrawing" xmlns:wpc="http://schemas.microsoft.com/office/word/2010/wordprocessingCanvas" xmlns:wpg="http://schemas.microsoft.com/office/word/2010/wordprocessingGroup" xmlns:wpi="http://schemas.microsoft.com/office/word/2010/wordprocessingInk" xmlns:wps="http://schemas.microsoft.com/office/word/2010/wordprocessingShape" mc:Ignorable="w14 wp14">
+  <w:p>
+    <w:pPr>
+      <w:pStyle w:val="Footer"/>
+      <w:jc w:val="center"/>
+    </w:pPr>
+    <w:r>
+      <w:rPr>
+        <w:color w:val="646464"/>
+        <w:sz w:val="16"/>
+      </w:rPr>
+      <w:t>Data Visualization and Insight Communication using R</w:t>
+    </w:r>
+  </w:p>
+</w:ftr>
+</file>
+
+<file path=word/header1.xml><?xml version="1.0" encoding="utf-8"?>
+<w:hdr xmlns:m="http://schemas.openxmlformats.org/officeDocument/2006/math" xmlns:mc="http://schemas.openxmlformats.org/markup-compatibility/2006" xmlns:mo="http://schemas.microsoft.com/office/mac/office/2008/main" xmlns:mv="urn:schemas-microsoft-com:mac:vml" xmlns:o="urn:schemas-microsoft-com:office:office" xmlns:r="http://schemas.openxmlformats.org/officeDocument/2006/relationships" xmlns:v="urn:schemas-microsoft-com:vml" xmlns:w10="urn:schemas-microsoft-com:office:word" xmlns:w14="http://schemas.microsoft.com/office/word/2010/wordml" xmlns:w="http://schemas.openxmlformats.org/wordprocessingml/2006/main" xmlns:wne="http://schemas.microsoft.com/office/word/2006/wordml" xmlns:wp14="http://schemas.microsoft.com/office/word/2010/wordprocessingDrawing" xmlns:wp="http://schemas.openxmlformats.org/drawingml/2006/wordprocessingDrawing" xmlns:wpc="http://schemas.microsoft.com/office/word/2010/wordprocessingCanvas" xmlns:wpg="http://schemas.microsoft.com/office/word/2010/wordprocessingGroup" xmlns:wpi="http://schemas.microsoft.com/office/word/2010/wordprocessingInk" xmlns:wps="http://schemas.microsoft.com/office/word/2010/wordprocessingShape" mc:Ignorable="w14 wp14">
+  <w:p>
+    <w:pPr>
+      <w:pStyle w:val="Header"/>
+      <w:jc w:val="right"/>
+    </w:pPr>
+    <w:r>
+      <w:rPr>
+        <w:color w:val="646464"/>
+        <w:sz w:val="16"/>
+      </w:rPr>
+      <w:t>WEEK 2 PROJECT REPORT  |  DATA VISUALIZATION USING R</w:t>
+    </w:r>
+  </w:p>
+</w:hdr>
 </file>
 
 <file path=word/numbering.xml><?xml version="1.0" encoding="utf-8"?>
@@ -1176,6 +1467,9 @@
     <w:name w:val="Normal"/>
     <w:qFormat/>
     <w:rsid w:val="00FC693F"/>
+    <w:pPr>
+      <w:spacing w:after="120"/>
+    </w:pPr>
     <w:rPr>
       <w:rFonts w:ascii="Aptos" w:hAnsi="Aptos"/>
       <w:sz w:val="20"/>
@@ -1244,7 +1538,7 @@
       <w:b/>
       <w:bCs/>
       <w:color w:val="1F4E79"/>
-      <w:sz w:val="28"/>
+      <w:sz w:val="32"/>
       <w:szCs w:val="28"/>
     </w:rPr>
   </w:style>
@@ -1267,8 +1561,8 @@
       <w:rFonts w:asciiTheme="majorHAnsi" w:eastAsiaTheme="majorEastAsia" w:hAnsiTheme="majorHAnsi" w:cstheme="majorBidi" w:ascii="Aptos Display" w:hAnsi="Aptos Display"/>
       <w:b/>
       <w:bCs/>
-      <w:color w:val="1F4E79"/>
-      <w:sz w:val="26"/>
+      <w:color w:val="2E74B5"/>
+      <w:sz w:val="24"/>
       <w:szCs w:val="26"/>
     </w:rPr>
   </w:style>
@@ -1531,10 +1825,10 @@
     <w:rPr>
       <w:rFonts w:asciiTheme="majorHAnsi" w:eastAsiaTheme="majorEastAsia" w:hAnsiTheme="majorHAnsi" w:cstheme="majorBidi" w:ascii="Aptos Display" w:hAnsi="Aptos Display"/>
       <w:b/>
-      <w:color w:val="17365D" w:themeColor="text2" w:themeShade="BF"/>
+      <w:color w:val="1F4E79"/>
       <w:spacing w:val="5"/>
       <w:kern w:val="28"/>
-      <w:sz w:val="50"/>
+      <w:sz w:val="52"/>
       <w:szCs w:val="52"/>
     </w:rPr>
   </w:style>
